--- a/business/strategy/ETABLIX-the-trigger-watch.docx
+++ b/business/strategy/ETABLIX-the-trigger-watch.docx
@@ -327,7 +327,7 @@
                 <w:sz w:val="18"/>
                 <w:szCs w:val="18"/>
               </w:rPr>
-              <w:t xml:space="preserve">17 October 2026</w:t>
+              <w:t xml:space="preserve">18 October 2026</w:t>
             </w:r>
           </w:p>
         </w:tc>
@@ -1472,27 +1472,55 @@
           <w:sz w:val="20"/>
           <w:szCs w:val="20"/>
         </w:rPr>
-        <w:t xml:space="preserve">Run </w:t>
-      </w:r>
-      <w:r>
-        <w:rPr>
-          <w:rFonts w:ascii="Arial" w:cs="Arial" w:eastAsia="Arial" w:hAnsi="Arial"/>
-          <w:i/>
-          <w:iCs/>
-          <w:color w:val="14181D"/>
-          <w:sz w:val="20"/>
-          <w:szCs w:val="20"/>
-        </w:rPr>
-        <w:t xml:space="preserve">node backend/tools/signals-check.mjs</w:t>
-      </w:r>
-      <w:r>
-        <w:rPr>
-          <w:rFonts w:ascii="Arial" w:cs="Arial" w:eastAsia="Arial" w:hAnsi="Arial"/>
-          <w:color w:val="14181D"/>
-          <w:sz w:val="20"/>
-          <w:szCs w:val="20"/>
-        </w:rPr>
-        <w:t xml:space="preserve">. It says which sources answer, which are barred by robots.txt, which have moved, and how many items would queue today.</w:t>
+        <w:t xml:space="preserve">Run the check </w:t>
+      </w:r>
+      <w:r>
+        <w:rPr>
+          <w:rFonts w:ascii="Arial" w:cs="Arial" w:eastAsia="Arial" w:hAnsi="Arial"/>
+          <w:b/>
+          <w:bCs/>
+          <w:color w:val="14181D"/>
+          <w:sz w:val="20"/>
+          <w:szCs w:val="20"/>
+        </w:rPr>
+        <w:t xml:space="preserve">inside the container</w:t>
+      </w:r>
+      <w:r>
+        <w:rPr>
+          <w:rFonts w:ascii="Arial" w:cs="Arial" w:eastAsia="Arial" w:hAnsi="Arial"/>
+          <w:color w:val="14181D"/>
+          <w:sz w:val="20"/>
+          <w:szCs w:val="20"/>
+        </w:rPr>
+        <w:t xml:space="preserve">, because the live source list lives on the data volume and the host's Node is older than the container's:</w:t>
+      </w:r>
+    </w:p>
+    <w:p>
+      <w:pPr>
+        <w:spacing w:after="90" w:before="90" w:line="280"/>
+      </w:pPr>
+      <w:r>
+        <w:rPr>
+          <w:rFonts w:ascii="Arial" w:cs="Arial" w:eastAsia="Arial" w:hAnsi="Arial"/>
+          <w:color w:val="14181D"/>
+          <w:sz w:val="20"/>
+          <w:szCs w:val="20"/>
+        </w:rPr>
+        <w:t xml:space="preserve">docker exec etablix node backend/tools/signals-check.mjs --all</w:t>
+      </w:r>
+    </w:p>
+    <w:p>
+      <w:pPr>
+        <w:spacing w:after="90" w:before="90" w:line="280"/>
+      </w:pPr>
+      <w:r>
+        <w:rPr>
+          <w:rFonts w:ascii="Arial" w:cs="Arial" w:eastAsia="Arial" w:hAnsi="Arial"/>
+          <w:color w:val="14181D"/>
+          <w:sz w:val="20"/>
+          <w:szCs w:val="20"/>
+        </w:rPr>
+        <w:t xml:space="preserve">It names the file it read, says which sources answer, which are barred by robots.txt and which have moved, follows a site's own declared feed when a guessed path is wrong, and — when a feed parses but nothing matches — prints what it actually holds, so a quiet day can be told from a wrong pattern.</w:t>
       </w:r>
     </w:p>
     <w:p>
@@ -1514,6 +1542,64 @@
           <w:szCs w:val="20"/>
         </w:rPr>
         <w:t xml:space="preserve">4. </w:t>
+      </w:r>
+      <w:r>
+        <w:rPr>
+          <w:rFonts w:ascii="Arial" w:cs="Arial" w:eastAsia="Arial" w:hAnsi="Arial"/>
+          <w:color w:val="14181D"/>
+          <w:sz w:val="20"/>
+          <w:szCs w:val="20"/>
+        </w:rPr>
+        <w:t xml:space="preserve">Sweep, also inside the container, since it writes to the same volume:</w:t>
+      </w:r>
+    </w:p>
+    <w:p>
+      <w:pPr>
+        <w:spacing w:after="90" w:before="90" w:line="280"/>
+      </w:pPr>
+      <w:r>
+        <w:rPr>
+          <w:rFonts w:ascii="Arial" w:cs="Arial" w:eastAsia="Arial" w:hAnsi="Arial"/>
+          <w:color w:val="14181D"/>
+          <w:sz w:val="20"/>
+          <w:szCs w:val="20"/>
+        </w:rPr>
+        <w:t xml:space="preserve">docker exec etablix node backend/tools/signals-sweep.mjs</w:t>
+      </w:r>
+    </w:p>
+    <w:p>
+      <w:pPr>
+        <w:spacing w:after="90" w:before="90" w:line="280"/>
+      </w:pPr>
+      <w:r>
+        <w:rPr>
+          <w:rFonts w:ascii="Arial" w:cs="Arial" w:eastAsia="Arial" w:hAnsi="Arial"/>
+          <w:color w:val="14181D"/>
+          <w:sz w:val="20"/>
+          <w:szCs w:val="20"/>
+        </w:rPr>
+        <w:t xml:space="preserve">It prints what queued and why. Running it on the host would write to a different store and report success while the screen stayed empty.</w:t>
+      </w:r>
+    </w:p>
+    <w:p>
+      <w:pPr>
+        <w:pStyle w:val="ListParagraph"/>
+        <w:numPr>
+          <w:ilvl w:val="0"/>
+          <w:numId w:val="2"/>
+        </w:numPr>
+        <w:spacing w:after="50" w:before="50" w:line="280"/>
+      </w:pPr>
+      <w:r>
+        <w:rPr>
+          <w:rFonts w:ascii="Arial" w:cs="Arial" w:eastAsia="Arial" w:hAnsi="Arial"/>
+          <w:b/>
+          <w:bCs/>
+          <w:color w:val="14181D"/>
+          <w:sz w:val="20"/>
+          <w:szCs w:val="20"/>
+        </w:rPr>
+        <w:t xml:space="preserve">5. </w:t>
       </w:r>
       <w:r>
         <w:rPr>
